--- a/01_Thesis/dissertation/DISASTERAWARE_PhDThesis.docx
+++ b/01_Thesis/dissertation/DISASTERAWARE_PhDThesis.docx
@@ -142,96 +142,22 @@
               </w:rPr>
             </w:pPr>
             <w:bookmarkStart w:id="1" w:name="_Hlk23845717"/>
-            <w:proofErr w:type="spellStart"/>
             <w:r>
               <w:rPr>
                 <w:rFonts w:asciiTheme="minorHAnsi" w:hAnsiTheme="minorHAnsi" w:cstheme="minorHAnsi"/>
                 <w:sz w:val="20"/>
                 <w:szCs w:val="20"/>
               </w:rPr>
-              <w:t>Şablonda</w:t>
-            </w:r>
-            <w:proofErr w:type="spellEnd"/>
+              <w:t>Şablonda verilen yerleşim ve boşluklar değiştir</w:t>
+            </w:r>
             <w:r>
               <w:rPr>
                 <w:rFonts w:asciiTheme="minorHAnsi" w:hAnsiTheme="minorHAnsi" w:cstheme="minorHAnsi"/>
                 <w:sz w:val="20"/>
                 <w:szCs w:val="20"/>
               </w:rPr>
-              <w:t xml:space="preserve"> </w:t>
-            </w:r>
-            <w:proofErr w:type="spellStart"/>
-            <w:r>
-              <w:rPr>
-                <w:rFonts w:asciiTheme="minorHAnsi" w:hAnsiTheme="minorHAnsi" w:cstheme="minorHAnsi"/>
-                <w:sz w:val="20"/>
-                <w:szCs w:val="20"/>
-              </w:rPr>
-              <w:t>verilen</w:t>
-            </w:r>
-            <w:proofErr w:type="spellEnd"/>
-            <w:r>
-              <w:rPr>
-                <w:rFonts w:asciiTheme="minorHAnsi" w:hAnsiTheme="minorHAnsi" w:cstheme="minorHAnsi"/>
-                <w:sz w:val="20"/>
-                <w:szCs w:val="20"/>
-              </w:rPr>
-              <w:t xml:space="preserve"> </w:t>
-            </w:r>
-            <w:proofErr w:type="spellStart"/>
-            <w:r>
-              <w:rPr>
-                <w:rFonts w:asciiTheme="minorHAnsi" w:hAnsiTheme="minorHAnsi" w:cstheme="minorHAnsi"/>
-                <w:sz w:val="20"/>
-                <w:szCs w:val="20"/>
-              </w:rPr>
-              <w:t>yerleşim</w:t>
-            </w:r>
-            <w:proofErr w:type="spellEnd"/>
-            <w:r>
-              <w:rPr>
-                <w:rFonts w:asciiTheme="minorHAnsi" w:hAnsiTheme="minorHAnsi" w:cstheme="minorHAnsi"/>
-                <w:sz w:val="20"/>
-                <w:szCs w:val="20"/>
-              </w:rPr>
-              <w:t xml:space="preserve"> ve </w:t>
-            </w:r>
-            <w:proofErr w:type="spellStart"/>
-            <w:r>
-              <w:rPr>
-                <w:rFonts w:asciiTheme="minorHAnsi" w:hAnsiTheme="minorHAnsi" w:cstheme="minorHAnsi"/>
-                <w:sz w:val="20"/>
-                <w:szCs w:val="20"/>
-              </w:rPr>
-              <w:t>boşluklar</w:t>
-            </w:r>
-            <w:proofErr w:type="spellEnd"/>
-            <w:r>
-              <w:rPr>
-                <w:rFonts w:asciiTheme="minorHAnsi" w:hAnsiTheme="minorHAnsi" w:cstheme="minorHAnsi"/>
-                <w:sz w:val="20"/>
-                <w:szCs w:val="20"/>
-              </w:rPr>
-              <w:t xml:space="preserve"> </w:t>
-            </w:r>
-            <w:proofErr w:type="spellStart"/>
-            <w:r>
-              <w:rPr>
-                <w:rFonts w:asciiTheme="minorHAnsi" w:hAnsiTheme="minorHAnsi" w:cstheme="minorHAnsi"/>
-                <w:sz w:val="20"/>
-                <w:szCs w:val="20"/>
-              </w:rPr>
-              <w:t>değiştir</w:t>
-            </w:r>
-            <w:r>
-              <w:rPr>
-                <w:rFonts w:asciiTheme="minorHAnsi" w:hAnsiTheme="minorHAnsi" w:cstheme="minorHAnsi"/>
-                <w:sz w:val="20"/>
-                <w:szCs w:val="20"/>
-              </w:rPr>
               <w:t>ilmemelidir</w:t>
             </w:r>
-            <w:proofErr w:type="spellEnd"/>
             <w:r>
               <w:rPr>
                 <w:rFonts w:asciiTheme="minorHAnsi" w:hAnsiTheme="minorHAnsi" w:cstheme="minorHAnsi"/>
@@ -368,9 +294,8 @@
                 <w:sz w:val="20"/>
                 <w:szCs w:val="20"/>
               </w:rPr>
-              <w:t xml:space="preserve">Jüri </w:t>
-            </w:r>
-            <w:proofErr w:type="spellStart"/>
+              <w:t>Jüri tarih</w:t>
+            </w:r>
             <w:r>
               <w:rPr>
                 <w:rFonts w:asciiTheme="minorHAnsi" w:hAnsiTheme="minorHAnsi" w:cstheme="minorHAnsi"/>
@@ -378,152 +303,24 @@
                 <w:sz w:val="20"/>
                 <w:szCs w:val="20"/>
               </w:rPr>
-              <w:t>tarih</w:t>
-            </w:r>
-            <w:r>
-              <w:rPr>
-                <w:rFonts w:asciiTheme="minorHAnsi" w:hAnsiTheme="minorHAnsi" w:cstheme="minorHAnsi"/>
-                <w:b/>
-                <w:sz w:val="20"/>
-                <w:szCs w:val="20"/>
-              </w:rPr>
               <w:t>i</w:t>
             </w:r>
-            <w:proofErr w:type="spellEnd"/>
             <w:r>
               <w:rPr>
                 <w:rFonts w:asciiTheme="minorHAnsi" w:hAnsiTheme="minorHAnsi" w:cstheme="minorHAnsi"/>
                 <w:sz w:val="20"/>
                 <w:szCs w:val="20"/>
               </w:rPr>
-              <w:t xml:space="preserve"> </w:t>
-            </w:r>
-            <w:proofErr w:type="spellStart"/>
+              <w:t xml:space="preserve"> Başlık Sayfası, İmza Sayfası, Abstract ve Öz’de ilgili yerlere yaz</w:t>
+            </w:r>
             <w:r>
               <w:rPr>
                 <w:rFonts w:asciiTheme="minorHAnsi" w:hAnsiTheme="minorHAnsi" w:cstheme="minorHAnsi"/>
                 <w:sz w:val="20"/>
                 <w:szCs w:val="20"/>
               </w:rPr>
-              <w:t>Başlık</w:t>
-            </w:r>
-            <w:proofErr w:type="spellEnd"/>
-            <w:r>
-              <w:rPr>
-                <w:rFonts w:asciiTheme="minorHAnsi" w:hAnsiTheme="minorHAnsi" w:cstheme="minorHAnsi"/>
-                <w:sz w:val="20"/>
-                <w:szCs w:val="20"/>
-              </w:rPr>
-              <w:t xml:space="preserve"> </w:t>
-            </w:r>
-            <w:proofErr w:type="spellStart"/>
-            <w:r>
-              <w:rPr>
-                <w:rFonts w:asciiTheme="minorHAnsi" w:hAnsiTheme="minorHAnsi" w:cstheme="minorHAnsi"/>
-                <w:sz w:val="20"/>
-                <w:szCs w:val="20"/>
-              </w:rPr>
-              <w:t>Sayfası</w:t>
-            </w:r>
-            <w:proofErr w:type="spellEnd"/>
-            <w:r>
-              <w:rPr>
-                <w:rFonts w:asciiTheme="minorHAnsi" w:hAnsiTheme="minorHAnsi" w:cstheme="minorHAnsi"/>
-                <w:sz w:val="20"/>
-                <w:szCs w:val="20"/>
-              </w:rPr>
-              <w:t xml:space="preserve">, </w:t>
-            </w:r>
-            <w:proofErr w:type="spellStart"/>
-            <w:r>
-              <w:rPr>
-                <w:rFonts w:asciiTheme="minorHAnsi" w:hAnsiTheme="minorHAnsi" w:cstheme="minorHAnsi"/>
-                <w:sz w:val="20"/>
-                <w:szCs w:val="20"/>
-              </w:rPr>
-              <w:t>İmza</w:t>
-            </w:r>
-            <w:proofErr w:type="spellEnd"/>
-            <w:r>
-              <w:rPr>
-                <w:rFonts w:asciiTheme="minorHAnsi" w:hAnsiTheme="minorHAnsi" w:cstheme="minorHAnsi"/>
-                <w:sz w:val="20"/>
-                <w:szCs w:val="20"/>
-              </w:rPr>
-              <w:t xml:space="preserve"> Sayfası, Abstract ve </w:t>
-            </w:r>
-            <w:proofErr w:type="spellStart"/>
-            <w:r>
-              <w:rPr>
-                <w:rFonts w:asciiTheme="minorHAnsi" w:hAnsiTheme="minorHAnsi" w:cstheme="minorHAnsi"/>
-                <w:sz w:val="20"/>
-                <w:szCs w:val="20"/>
-              </w:rPr>
-              <w:t>Öz’de</w:t>
-            </w:r>
-            <w:proofErr w:type="spellEnd"/>
-            <w:r>
-              <w:rPr>
-                <w:rFonts w:asciiTheme="minorHAnsi" w:hAnsiTheme="minorHAnsi" w:cstheme="minorHAnsi"/>
-                <w:sz w:val="20"/>
-                <w:szCs w:val="20"/>
-              </w:rPr>
-              <w:t xml:space="preserve"> </w:t>
-            </w:r>
-            <w:proofErr w:type="spellStart"/>
-            <w:r>
-              <w:rPr>
-                <w:rFonts w:asciiTheme="minorHAnsi" w:hAnsiTheme="minorHAnsi" w:cstheme="minorHAnsi"/>
-                <w:sz w:val="20"/>
-                <w:szCs w:val="20"/>
-              </w:rPr>
-              <w:t>ilgili</w:t>
-            </w:r>
-            <w:proofErr w:type="spellEnd"/>
-            <w:r>
-              <w:rPr>
-                <w:rFonts w:asciiTheme="minorHAnsi" w:hAnsiTheme="minorHAnsi" w:cstheme="minorHAnsi"/>
-                <w:sz w:val="20"/>
-                <w:szCs w:val="20"/>
-              </w:rPr>
-              <w:t xml:space="preserve"> </w:t>
-            </w:r>
-            <w:proofErr w:type="spellStart"/>
-            <w:r>
-              <w:rPr>
-                <w:rFonts w:asciiTheme="minorHAnsi" w:hAnsiTheme="minorHAnsi" w:cstheme="minorHAnsi"/>
-                <w:sz w:val="20"/>
-                <w:szCs w:val="20"/>
-              </w:rPr>
-              <w:t>yerlere</w:t>
-            </w:r>
-            <w:proofErr w:type="spellEnd"/>
-            <w:r>
-              <w:rPr>
-                <w:rFonts w:asciiTheme="minorHAnsi" w:hAnsiTheme="minorHAnsi" w:cstheme="minorHAnsi"/>
-                <w:sz w:val="20"/>
-                <w:szCs w:val="20"/>
-              </w:rPr>
-              <w:t xml:space="preserve"> </w:t>
-            </w:r>
-            <w:proofErr w:type="spellStart"/>
-            <w:r>
-              <w:rPr>
-                <w:rFonts w:asciiTheme="minorHAnsi" w:hAnsiTheme="minorHAnsi" w:cstheme="minorHAnsi"/>
-                <w:sz w:val="20"/>
-                <w:szCs w:val="20"/>
-              </w:rPr>
-              <w:t>yaz</w:t>
-            </w:r>
-            <w:r>
-              <w:rPr>
-                <w:rFonts w:asciiTheme="minorHAnsi" w:hAnsiTheme="minorHAnsi" w:cstheme="minorHAnsi"/>
-                <w:sz w:val="20"/>
-                <w:szCs w:val="20"/>
-              </w:rPr>
               <w:t>ılmalıdır</w:t>
             </w:r>
-            <w:proofErr w:type="spellEnd"/>
             <w:r>
               <w:rPr>
                 <w:rFonts w:asciiTheme="minorHAnsi" w:hAnsiTheme="minorHAnsi" w:cstheme="minorHAnsi"/>
@@ -679,150 +476,76 @@
                 <w:szCs w:val="20"/>
               </w:rPr>
             </w:pPr>
-            <w:proofErr w:type="spellStart"/>
             <w:r>
               <w:rPr>
                 <w:rFonts w:asciiTheme="minorHAnsi" w:hAnsiTheme="minorHAnsi" w:cstheme="minorHAnsi"/>
                 <w:sz w:val="20"/>
                 <w:szCs w:val="20"/>
               </w:rPr>
-              <w:t>İmza</w:t>
-            </w:r>
-            <w:proofErr w:type="spellEnd"/>
+              <w:t xml:space="preserve">İmza sayfasında jüri üyelerinin </w:t>
+            </w:r>
+            <w:proofErr w:type="spellStart"/>
             <w:r>
               <w:rPr>
                 <w:rFonts w:asciiTheme="minorHAnsi" w:hAnsiTheme="minorHAnsi" w:cstheme="minorHAnsi"/>
                 <w:sz w:val="20"/>
                 <w:szCs w:val="20"/>
               </w:rPr>
-              <w:t xml:space="preserve"> </w:t>
-            </w:r>
-            <w:proofErr w:type="spellStart"/>
+              <w:t>unvanları</w:t>
+            </w:r>
+            <w:proofErr w:type="spellEnd"/>
             <w:r>
               <w:rPr>
                 <w:rFonts w:asciiTheme="minorHAnsi" w:hAnsiTheme="minorHAnsi" w:cstheme="minorHAnsi"/>
                 <w:sz w:val="20"/>
                 <w:szCs w:val="20"/>
               </w:rPr>
-              <w:t>sayfasında</w:t>
-            </w:r>
-            <w:proofErr w:type="spellEnd"/>
+              <w:t xml:space="preserve"> </w:t>
+            </w:r>
+            <w:proofErr w:type="spellStart"/>
             <w:r>
               <w:rPr>
                 <w:rFonts w:asciiTheme="minorHAnsi" w:hAnsiTheme="minorHAnsi" w:cstheme="minorHAnsi"/>
                 <w:sz w:val="20"/>
                 <w:szCs w:val="20"/>
               </w:rPr>
-              <w:t xml:space="preserve"> </w:t>
-            </w:r>
-            <w:proofErr w:type="spellStart"/>
+              <w:t>doğru</w:t>
+            </w:r>
+            <w:proofErr w:type="spellEnd"/>
             <w:r>
               <w:rPr>
                 <w:rFonts w:asciiTheme="minorHAnsi" w:hAnsiTheme="minorHAnsi" w:cstheme="minorHAnsi"/>
                 <w:sz w:val="20"/>
                 <w:szCs w:val="20"/>
               </w:rPr>
-              <w:t>jüri</w:t>
-            </w:r>
-            <w:proofErr w:type="spellEnd"/>
+              <w:t xml:space="preserve"> </w:t>
+            </w:r>
+            <w:proofErr w:type="spellStart"/>
             <w:r>
               <w:rPr>
                 <w:rFonts w:asciiTheme="minorHAnsi" w:hAnsiTheme="minorHAnsi" w:cstheme="minorHAnsi"/>
                 <w:sz w:val="20"/>
                 <w:szCs w:val="20"/>
               </w:rPr>
-              <w:t xml:space="preserve"> </w:t>
-            </w:r>
-            <w:proofErr w:type="spellStart"/>
+              <w:t>olarak</w:t>
+            </w:r>
+            <w:proofErr w:type="spellEnd"/>
             <w:r>
               <w:rPr>
                 <w:rFonts w:asciiTheme="minorHAnsi" w:hAnsiTheme="minorHAnsi" w:cstheme="minorHAnsi"/>
                 <w:sz w:val="20"/>
                 <w:szCs w:val="20"/>
               </w:rPr>
-              <w:t>üyelerinin</w:t>
-            </w:r>
-            <w:proofErr w:type="spellEnd"/>
+              <w:t xml:space="preserve"> yazı</w:t>
+            </w:r>
             <w:r>
               <w:rPr>
                 <w:rFonts w:asciiTheme="minorHAnsi" w:hAnsiTheme="minorHAnsi" w:cstheme="minorHAnsi"/>
                 <w:sz w:val="20"/>
                 <w:szCs w:val="20"/>
               </w:rPr>
-              <w:t xml:space="preserve"> </w:t>
-            </w:r>
-            <w:proofErr w:type="spellStart"/>
-            <w:r>
-              <w:rPr>
-                <w:rFonts w:asciiTheme="minorHAnsi" w:hAnsiTheme="minorHAnsi" w:cstheme="minorHAnsi"/>
-                <w:sz w:val="20"/>
-                <w:szCs w:val="20"/>
-              </w:rPr>
-              <w:t>unvanları</w:t>
-            </w:r>
-            <w:proofErr w:type="spellEnd"/>
-            <w:r>
-              <w:rPr>
-                <w:rFonts w:asciiTheme="minorHAnsi" w:hAnsiTheme="minorHAnsi" w:cstheme="minorHAnsi"/>
-                <w:sz w:val="20"/>
-                <w:szCs w:val="20"/>
-              </w:rPr>
-              <w:t xml:space="preserve"> </w:t>
-            </w:r>
-            <w:proofErr w:type="spellStart"/>
-            <w:r>
-              <w:rPr>
-                <w:rFonts w:asciiTheme="minorHAnsi" w:hAnsiTheme="minorHAnsi" w:cstheme="minorHAnsi"/>
-                <w:sz w:val="20"/>
-                <w:szCs w:val="20"/>
-              </w:rPr>
-              <w:t>doğru</w:t>
-            </w:r>
-            <w:proofErr w:type="spellEnd"/>
-            <w:r>
-              <w:rPr>
-                <w:rFonts w:asciiTheme="minorHAnsi" w:hAnsiTheme="minorHAnsi" w:cstheme="minorHAnsi"/>
-                <w:sz w:val="20"/>
-                <w:szCs w:val="20"/>
-              </w:rPr>
-              <w:t xml:space="preserve"> </w:t>
-            </w:r>
-            <w:proofErr w:type="spellStart"/>
-            <w:r>
-              <w:rPr>
-                <w:rFonts w:asciiTheme="minorHAnsi" w:hAnsiTheme="minorHAnsi" w:cstheme="minorHAnsi"/>
-                <w:sz w:val="20"/>
-                <w:szCs w:val="20"/>
-              </w:rPr>
-              <w:t>olarak</w:t>
-            </w:r>
-            <w:proofErr w:type="spellEnd"/>
-            <w:r>
-              <w:rPr>
-                <w:rFonts w:asciiTheme="minorHAnsi" w:hAnsiTheme="minorHAnsi" w:cstheme="minorHAnsi"/>
-                <w:sz w:val="20"/>
-                <w:szCs w:val="20"/>
-              </w:rPr>
-              <w:t xml:space="preserve"> </w:t>
-            </w:r>
-            <w:proofErr w:type="spellStart"/>
-            <w:r>
-              <w:rPr>
-                <w:rFonts w:asciiTheme="minorHAnsi" w:hAnsiTheme="minorHAnsi" w:cstheme="minorHAnsi"/>
-                <w:sz w:val="20"/>
-                <w:szCs w:val="20"/>
-              </w:rPr>
-              <w:t>yazı</w:t>
-            </w:r>
-            <w:r>
-              <w:rPr>
-                <w:rFonts w:asciiTheme="minorHAnsi" w:hAnsiTheme="minorHAnsi" w:cstheme="minorHAnsi"/>
-                <w:sz w:val="20"/>
-                <w:szCs w:val="20"/>
-              </w:rPr>
               <w:t>lmalıdır</w:t>
             </w:r>
-            <w:proofErr w:type="spellEnd"/>
             <w:r>
               <w:rPr>
                 <w:rFonts w:asciiTheme="minorHAnsi" w:hAnsiTheme="minorHAnsi" w:cstheme="minorHAnsi"/>
@@ -1182,7 +905,7 @@
                 <w:sz w:val="20"/>
                 <w:szCs w:val="20"/>
               </w:rPr>
-              <w:t xml:space="preserve"> </w:t>
+              <w:t xml:space="preserve"> jüri </w:t>
             </w:r>
             <w:proofErr w:type="spellStart"/>
             <w:r>
@@ -1191,7 +914,7 @@
                 <w:sz w:val="20"/>
                 <w:szCs w:val="20"/>
               </w:rPr>
-              <w:t>jüri</w:t>
+              <w:t>üyeleri</w:t>
             </w:r>
             <w:proofErr w:type="spellEnd"/>
             <w:r>
@@ -1209,7 +932,7 @@
                 <w:sz w:val="20"/>
                 <w:szCs w:val="20"/>
               </w:rPr>
-              <w:t>üyeleri</w:t>
+              <w:t>kısmında</w:t>
             </w:r>
             <w:proofErr w:type="spellEnd"/>
             <w:r>
@@ -1218,7 +941,7 @@
                 <w:sz w:val="20"/>
                 <w:szCs w:val="20"/>
               </w:rPr>
-              <w:t xml:space="preserve"> </w:t>
+              <w:t xml:space="preserve"> tam </w:t>
             </w:r>
             <w:proofErr w:type="spellStart"/>
             <w:r>
@@ -1227,7 +950,7 @@
                 <w:sz w:val="20"/>
                 <w:szCs w:val="20"/>
               </w:rPr>
-              <w:t>kısmında</w:t>
+              <w:t>zamanlı</w:t>
             </w:r>
             <w:proofErr w:type="spellEnd"/>
             <w:r>
@@ -1236,7 +959,7 @@
                 <w:sz w:val="20"/>
                 <w:szCs w:val="20"/>
               </w:rPr>
-              <w:t xml:space="preserve"> tam </w:t>
+              <w:t xml:space="preserve"> </w:t>
             </w:r>
             <w:proofErr w:type="spellStart"/>
             <w:r>
@@ -1245,7 +968,7 @@
                 <w:sz w:val="20"/>
                 <w:szCs w:val="20"/>
               </w:rPr>
-              <w:t>zamanlı</w:t>
+              <w:t>olarak</w:t>
             </w:r>
             <w:proofErr w:type="spellEnd"/>
             <w:r>
@@ -1263,7 +986,7 @@
                 <w:sz w:val="20"/>
                 <w:szCs w:val="20"/>
               </w:rPr>
-              <w:t>olarak</w:t>
+              <w:t>çalıştıkları</w:t>
             </w:r>
             <w:proofErr w:type="spellEnd"/>
             <w:r>
@@ -1281,7 +1004,7 @@
                 <w:sz w:val="20"/>
                 <w:szCs w:val="20"/>
               </w:rPr>
-              <w:t>çalıştıkları</w:t>
+              <w:t>anabilim</w:t>
             </w:r>
             <w:proofErr w:type="spellEnd"/>
             <w:r>
@@ -1299,7 +1022,7 @@
                 <w:sz w:val="20"/>
                 <w:szCs w:val="20"/>
               </w:rPr>
-              <w:t>anabilim</w:t>
+              <w:t>dalı</w:t>
             </w:r>
             <w:proofErr w:type="spellEnd"/>
             <w:r>
@@ -1317,7 +1040,7 @@
                 <w:sz w:val="20"/>
                 <w:szCs w:val="20"/>
               </w:rPr>
-              <w:t>dalı</w:t>
+              <w:t>başkanlığının</w:t>
             </w:r>
             <w:proofErr w:type="spellEnd"/>
             <w:r>
@@ -1335,7 +1058,7 @@
                 <w:sz w:val="20"/>
                 <w:szCs w:val="20"/>
               </w:rPr>
-              <w:t>başkanlığının</w:t>
+              <w:t>ismi</w:t>
             </w:r>
             <w:proofErr w:type="spellEnd"/>
             <w:r>
@@ -1344,44 +1067,44 @@
                 <w:sz w:val="20"/>
                 <w:szCs w:val="20"/>
               </w:rPr>
-              <w:t xml:space="preserve"> </w:t>
-            </w:r>
-            <w:proofErr w:type="spellStart"/>
+              <w:t xml:space="preserve"> yazılmalıdır.</w:t>
+            </w:r>
             <w:r>
               <w:rPr>
                 <w:rFonts w:asciiTheme="minorHAnsi" w:hAnsiTheme="minorHAnsi" w:cstheme="minorHAnsi"/>
                 <w:sz w:val="20"/>
                 <w:szCs w:val="20"/>
               </w:rPr>
-              <w:t>ismi</w:t>
-            </w:r>
-            <w:proofErr w:type="spellEnd"/>
+              <w:t xml:space="preserve"> </w:t>
+            </w:r>
+            <w:proofErr w:type="spellStart"/>
             <w:r>
               <w:rPr>
                 <w:rFonts w:asciiTheme="minorHAnsi" w:hAnsiTheme="minorHAnsi" w:cstheme="minorHAnsi"/>
                 <w:sz w:val="20"/>
                 <w:szCs w:val="20"/>
               </w:rPr>
-              <w:t xml:space="preserve"> </w:t>
-            </w:r>
-            <w:proofErr w:type="spellStart"/>
+              <w:t>Örneğin</w:t>
+            </w:r>
+            <w:proofErr w:type="spellEnd"/>
             <w:r>
               <w:rPr>
                 <w:rFonts w:asciiTheme="minorHAnsi" w:hAnsiTheme="minorHAnsi" w:cstheme="minorHAnsi"/>
                 <w:sz w:val="20"/>
                 <w:szCs w:val="20"/>
               </w:rPr>
-              <w:t>yazılmalıdır</w:t>
-            </w:r>
-            <w:proofErr w:type="spellEnd"/>
+              <w:t xml:space="preserve">: </w:t>
+            </w:r>
+            <w:proofErr w:type="spellStart"/>
             <w:r>
               <w:rPr>
                 <w:rFonts w:asciiTheme="minorHAnsi" w:hAnsiTheme="minorHAnsi" w:cstheme="minorHAnsi"/>
                 <w:sz w:val="20"/>
                 <w:szCs w:val="20"/>
               </w:rPr>
-              <w:t>.</w:t>
-            </w:r>
+              <w:t>bir</w:t>
+            </w:r>
+            <w:proofErr w:type="spellEnd"/>
             <w:r>
               <w:rPr>
                 <w:rFonts w:asciiTheme="minorHAnsi" w:hAnsiTheme="minorHAnsi" w:cstheme="minorHAnsi"/>
@@ -1397,7 +1120,7 @@
                 <w:sz w:val="20"/>
                 <w:szCs w:val="20"/>
               </w:rPr>
-              <w:t>Örneğin</w:t>
+              <w:t>öğretim</w:t>
             </w:r>
             <w:proofErr w:type="spellEnd"/>
             <w:r>
@@ -1406,7 +1129,7 @@
                 <w:sz w:val="20"/>
                 <w:szCs w:val="20"/>
               </w:rPr>
-              <w:t xml:space="preserve">: </w:t>
+              <w:t xml:space="preserve"> </w:t>
             </w:r>
             <w:proofErr w:type="spellStart"/>
             <w:r>
@@ -1415,7 +1138,7 @@
                 <w:sz w:val="20"/>
                 <w:szCs w:val="20"/>
               </w:rPr>
-              <w:t>bir</w:t>
+              <w:t>üyesi</w:t>
             </w:r>
             <w:proofErr w:type="spellEnd"/>
             <w:r>
@@ -1433,7 +1156,7 @@
                 <w:sz w:val="20"/>
                 <w:szCs w:val="20"/>
               </w:rPr>
-              <w:t>öğretim</w:t>
+              <w:t>Biyoteknoloji</w:t>
             </w:r>
             <w:proofErr w:type="spellEnd"/>
             <w:r>
@@ -1451,7 +1174,7 @@
                 <w:sz w:val="20"/>
                 <w:szCs w:val="20"/>
               </w:rPr>
-              <w:t>üyesi</w:t>
+              <w:t>programında</w:t>
             </w:r>
             <w:proofErr w:type="spellEnd"/>
             <w:r>
@@ -1469,7 +1192,7 @@
                 <w:sz w:val="20"/>
                 <w:szCs w:val="20"/>
               </w:rPr>
-              <w:t>Biyoteknoloji</w:t>
+              <w:t>görev</w:t>
             </w:r>
             <w:proofErr w:type="spellEnd"/>
             <w:r>
@@ -1487,7 +1210,7 @@
                 <w:sz w:val="20"/>
                 <w:szCs w:val="20"/>
               </w:rPr>
-              <w:t>programında</w:t>
+              <w:t>yapıyor</w:t>
             </w:r>
             <w:proofErr w:type="spellEnd"/>
             <w:r>
@@ -1496,7 +1219,7 @@
                 <w:sz w:val="20"/>
                 <w:szCs w:val="20"/>
               </w:rPr>
-              <w:t xml:space="preserve"> </w:t>
+              <w:t xml:space="preserve"> ve </w:t>
             </w:r>
             <w:proofErr w:type="spellStart"/>
             <w:r>
@@ -1505,7 +1228,7 @@
                 <w:sz w:val="20"/>
                 <w:szCs w:val="20"/>
               </w:rPr>
-              <w:t>görev</w:t>
+              <w:t>biyoloji</w:t>
             </w:r>
             <w:proofErr w:type="spellEnd"/>
             <w:r>
@@ -1523,7 +1246,7 @@
                 <w:sz w:val="20"/>
                 <w:szCs w:val="20"/>
               </w:rPr>
-              <w:t>yapıyor</w:t>
+              <w:t>bölümünde</w:t>
             </w:r>
             <w:proofErr w:type="spellEnd"/>
             <w:r>
@@ -1532,7 +1255,7 @@
                 <w:sz w:val="20"/>
                 <w:szCs w:val="20"/>
               </w:rPr>
-              <w:t xml:space="preserve"> ve </w:t>
+              <w:t xml:space="preserve"> tam </w:t>
             </w:r>
             <w:proofErr w:type="spellStart"/>
             <w:r>
@@ -1541,7 +1264,7 @@
                 <w:sz w:val="20"/>
                 <w:szCs w:val="20"/>
               </w:rPr>
-              <w:t>biyoloji</w:t>
+              <w:t>zamanlı</w:t>
             </w:r>
             <w:proofErr w:type="spellEnd"/>
             <w:r>
@@ -1559,7 +1282,7 @@
                 <w:sz w:val="20"/>
                 <w:szCs w:val="20"/>
               </w:rPr>
-              <w:t>bölümünde</w:t>
+              <w:t>çalışıyorsa</w:t>
             </w:r>
             <w:proofErr w:type="spellEnd"/>
             <w:r>
@@ -1568,7 +1291,7 @@
                 <w:sz w:val="20"/>
                 <w:szCs w:val="20"/>
               </w:rPr>
-              <w:t xml:space="preserve"> tam </w:t>
+              <w:t xml:space="preserve">, İmza </w:t>
             </w:r>
             <w:proofErr w:type="spellStart"/>
             <w:r>
@@ -1577,7 +1300,7 @@
                 <w:sz w:val="20"/>
                 <w:szCs w:val="20"/>
               </w:rPr>
-              <w:t>zamanlı</w:t>
+              <w:t>sayfasına</w:t>
             </w:r>
             <w:proofErr w:type="spellEnd"/>
             <w:r>
@@ -1595,7 +1318,7 @@
                 <w:sz w:val="20"/>
                 <w:szCs w:val="20"/>
               </w:rPr>
-              <w:t>çalışıyorsa</w:t>
+              <w:t>biyoloji</w:t>
             </w:r>
             <w:proofErr w:type="spellEnd"/>
             <w:r>
@@ -1604,7 +1327,7 @@
                 <w:sz w:val="20"/>
                 <w:szCs w:val="20"/>
               </w:rPr>
-              <w:t xml:space="preserve">, </w:t>
+              <w:t xml:space="preserve"> </w:t>
             </w:r>
             <w:proofErr w:type="spellStart"/>
             <w:r>
@@ -1613,7 +1336,7 @@
                 <w:sz w:val="20"/>
                 <w:szCs w:val="20"/>
               </w:rPr>
-              <w:t>İmza</w:t>
+              <w:t>bölümü</w:t>
             </w:r>
             <w:proofErr w:type="spellEnd"/>
             <w:r>
@@ -1622,79 +1345,7 @@
                 <w:sz w:val="20"/>
                 <w:szCs w:val="20"/>
               </w:rPr>
-              <w:t xml:space="preserve"> </w:t>
-            </w:r>
-            <w:proofErr w:type="spellStart"/>
-            <w:r>
-              <w:rPr>
-                <w:rFonts w:asciiTheme="minorHAnsi" w:hAnsiTheme="minorHAnsi" w:cstheme="minorHAnsi"/>
-                <w:sz w:val="20"/>
-                <w:szCs w:val="20"/>
-              </w:rPr>
-              <w:t>sayfasına</w:t>
-            </w:r>
-            <w:proofErr w:type="spellEnd"/>
-            <w:r>
-              <w:rPr>
-                <w:rFonts w:asciiTheme="minorHAnsi" w:hAnsiTheme="minorHAnsi" w:cstheme="minorHAnsi"/>
-                <w:sz w:val="20"/>
-                <w:szCs w:val="20"/>
-              </w:rPr>
-              <w:t xml:space="preserve"> </w:t>
-            </w:r>
-            <w:proofErr w:type="spellStart"/>
-            <w:r>
-              <w:rPr>
-                <w:rFonts w:asciiTheme="minorHAnsi" w:hAnsiTheme="minorHAnsi" w:cstheme="minorHAnsi"/>
-                <w:sz w:val="20"/>
-                <w:szCs w:val="20"/>
-              </w:rPr>
-              <w:t>biyoloji</w:t>
-            </w:r>
-            <w:proofErr w:type="spellEnd"/>
-            <w:r>
-              <w:rPr>
-                <w:rFonts w:asciiTheme="minorHAnsi" w:hAnsiTheme="minorHAnsi" w:cstheme="minorHAnsi"/>
-                <w:sz w:val="20"/>
-                <w:szCs w:val="20"/>
-              </w:rPr>
-              <w:t xml:space="preserve"> </w:t>
-            </w:r>
-            <w:proofErr w:type="spellStart"/>
-            <w:r>
-              <w:rPr>
-                <w:rFonts w:asciiTheme="minorHAnsi" w:hAnsiTheme="minorHAnsi" w:cstheme="minorHAnsi"/>
-                <w:sz w:val="20"/>
-                <w:szCs w:val="20"/>
-              </w:rPr>
-              <w:t>bölümü</w:t>
-            </w:r>
-            <w:proofErr w:type="spellEnd"/>
-            <w:r>
-              <w:rPr>
-                <w:rFonts w:asciiTheme="minorHAnsi" w:hAnsiTheme="minorHAnsi" w:cstheme="minorHAnsi"/>
-                <w:sz w:val="20"/>
-                <w:szCs w:val="20"/>
-              </w:rPr>
-              <w:t xml:space="preserve"> </w:t>
-            </w:r>
-            <w:proofErr w:type="spellStart"/>
-            <w:r>
-              <w:rPr>
-                <w:rFonts w:asciiTheme="minorHAnsi" w:hAnsiTheme="minorHAnsi" w:cstheme="minorHAnsi"/>
-                <w:sz w:val="20"/>
-                <w:szCs w:val="20"/>
-              </w:rPr>
-              <w:t>yazılmalıdır</w:t>
-            </w:r>
-            <w:proofErr w:type="spellEnd"/>
-            <w:r>
-              <w:rPr>
-                <w:rFonts w:asciiTheme="minorHAnsi" w:hAnsiTheme="minorHAnsi" w:cstheme="minorHAnsi"/>
-                <w:sz w:val="20"/>
-                <w:szCs w:val="20"/>
-              </w:rPr>
-              <w:t>.</w:t>
+              <w:t xml:space="preserve"> yazılmalıdır.</w:t>
             </w:r>
             <w:r>
               <w:t xml:space="preserve"> </w:t>
@@ -1826,23 +1477,13 @@
                 <w:szCs w:val="20"/>
               </w:rPr>
             </w:pPr>
-            <w:proofErr w:type="spellStart"/>
             <w:r>
               <w:rPr>
                 <w:rFonts w:asciiTheme="minorHAnsi" w:hAnsiTheme="minorHAnsi" w:cstheme="minorHAnsi"/>
                 <w:sz w:val="20"/>
                 <w:szCs w:val="20"/>
               </w:rPr>
-              <w:t>Tezin</w:t>
-            </w:r>
-            <w:proofErr w:type="spellEnd"/>
-            <w:r>
-              <w:rPr>
-                <w:rFonts w:asciiTheme="minorHAnsi" w:hAnsiTheme="minorHAnsi" w:cstheme="minorHAnsi"/>
-                <w:sz w:val="20"/>
-                <w:szCs w:val="20"/>
-              </w:rPr>
-              <w:t xml:space="preserve"> </w:t>
+              <w:t xml:space="preserve">Tezin </w:t>
             </w:r>
             <w:r>
               <w:rPr>
@@ -1908,80 +1549,16 @@
                 <w:sz w:val="20"/>
                 <w:szCs w:val="20"/>
               </w:rPr>
-              <w:t xml:space="preserve"> Abstract ve </w:t>
-            </w:r>
-            <w:proofErr w:type="spellStart"/>
+              <w:t xml:space="preserve"> Abstract ve Öz’de ilgili yerlere yazı</w:t>
+            </w:r>
             <w:r>
               <w:rPr>
                 <w:rFonts w:asciiTheme="minorHAnsi" w:hAnsiTheme="minorHAnsi" w:cstheme="minorHAnsi"/>
                 <w:sz w:val="20"/>
                 <w:szCs w:val="20"/>
               </w:rPr>
-              <w:t>Öz’de</w:t>
-            </w:r>
-            <w:proofErr w:type="spellEnd"/>
-            <w:r>
-              <w:rPr>
-                <w:rFonts w:asciiTheme="minorHAnsi" w:hAnsiTheme="minorHAnsi" w:cstheme="minorHAnsi"/>
-                <w:sz w:val="20"/>
-                <w:szCs w:val="20"/>
-              </w:rPr>
-              <w:t xml:space="preserve"> </w:t>
-            </w:r>
-            <w:proofErr w:type="spellStart"/>
-            <w:r>
-              <w:rPr>
-                <w:rFonts w:asciiTheme="minorHAnsi" w:hAnsiTheme="minorHAnsi" w:cstheme="minorHAnsi"/>
-                <w:sz w:val="20"/>
-                <w:szCs w:val="20"/>
-              </w:rPr>
-              <w:t>ilgili</w:t>
-            </w:r>
-            <w:proofErr w:type="spellEnd"/>
-            <w:r>
-              <w:rPr>
-                <w:rFonts w:asciiTheme="minorHAnsi" w:hAnsiTheme="minorHAnsi" w:cstheme="minorHAnsi"/>
-                <w:sz w:val="20"/>
-                <w:szCs w:val="20"/>
-              </w:rPr>
-              <w:t xml:space="preserve"> </w:t>
-            </w:r>
-            <w:proofErr w:type="spellStart"/>
-            <w:r>
-              <w:rPr>
-                <w:rFonts w:asciiTheme="minorHAnsi" w:hAnsiTheme="minorHAnsi" w:cstheme="minorHAnsi"/>
-                <w:sz w:val="20"/>
-                <w:szCs w:val="20"/>
-              </w:rPr>
-              <w:t>yerlere</w:t>
-            </w:r>
-            <w:proofErr w:type="spellEnd"/>
-            <w:r>
-              <w:rPr>
-                <w:rFonts w:asciiTheme="minorHAnsi" w:hAnsiTheme="minorHAnsi" w:cstheme="minorHAnsi"/>
-                <w:sz w:val="20"/>
-                <w:szCs w:val="20"/>
-              </w:rPr>
-              <w:t xml:space="preserve"> </w:t>
-            </w:r>
-            <w:proofErr w:type="spellStart"/>
-            <w:r>
-              <w:rPr>
-                <w:rFonts w:asciiTheme="minorHAnsi" w:hAnsiTheme="minorHAnsi" w:cstheme="minorHAnsi"/>
-                <w:sz w:val="20"/>
-                <w:szCs w:val="20"/>
-              </w:rPr>
-              <w:t>yazı</w:t>
-            </w:r>
-            <w:r>
-              <w:rPr>
-                <w:rFonts w:asciiTheme="minorHAnsi" w:hAnsiTheme="minorHAnsi" w:cstheme="minorHAnsi"/>
-                <w:sz w:val="20"/>
-                <w:szCs w:val="20"/>
-              </w:rPr>
               <w:t>lmalıdır</w:t>
             </w:r>
-            <w:proofErr w:type="spellEnd"/>
             <w:r>
               <w:rPr>
                 <w:rFonts w:asciiTheme="minorHAnsi" w:hAnsiTheme="minorHAnsi" w:cstheme="minorHAnsi"/>
@@ -3058,23 +2635,13 @@
                 <w:szCs w:val="20"/>
               </w:rPr>
             </w:pPr>
-            <w:proofErr w:type="spellStart"/>
             <w:r>
               <w:rPr>
                 <w:rFonts w:asciiTheme="minorHAnsi" w:hAnsiTheme="minorHAnsi" w:cstheme="minorHAnsi"/>
                 <w:sz w:val="20"/>
                 <w:szCs w:val="20"/>
               </w:rPr>
-              <w:t>Şablonda</w:t>
-            </w:r>
-            <w:proofErr w:type="spellEnd"/>
-            <w:r>
-              <w:rPr>
-                <w:rFonts w:asciiTheme="minorHAnsi" w:hAnsiTheme="minorHAnsi" w:cstheme="minorHAnsi"/>
-                <w:sz w:val="20"/>
-                <w:szCs w:val="20"/>
-              </w:rPr>
-              <w:t xml:space="preserve"> </w:t>
+              <w:t xml:space="preserve">Şablonda </w:t>
             </w:r>
             <w:proofErr w:type="spellStart"/>
             <w:r>
@@ -3430,25 +2997,7 @@
                 <w:sz w:val="20"/>
                 <w:szCs w:val="20"/>
               </w:rPr>
-              <w:t xml:space="preserve">. </w:t>
-            </w:r>
-            <w:proofErr w:type="spellStart"/>
-            <w:r>
-              <w:rPr>
-                <w:rFonts w:asciiTheme="minorHAnsi" w:hAnsiTheme="minorHAnsi" w:cstheme="minorHAnsi"/>
-                <w:sz w:val="20"/>
-                <w:szCs w:val="20"/>
-              </w:rPr>
-              <w:t>Şablonda</w:t>
-            </w:r>
-            <w:proofErr w:type="spellEnd"/>
-            <w:r>
-              <w:rPr>
-                <w:rFonts w:asciiTheme="minorHAnsi" w:hAnsiTheme="minorHAnsi" w:cstheme="minorHAnsi"/>
-                <w:sz w:val="20"/>
-                <w:szCs w:val="20"/>
-              </w:rPr>
-              <w:t xml:space="preserve"> </w:t>
+              <w:t xml:space="preserve">. Şablonda </w:t>
             </w:r>
             <w:proofErr w:type="spellStart"/>
             <w:r>
@@ -4155,25 +3704,7 @@
                 <w:sz w:val="20"/>
                 <w:szCs w:val="20"/>
               </w:rPr>
-              <w:t xml:space="preserve"> </w:t>
-            </w:r>
-            <w:proofErr w:type="spellStart"/>
-            <w:r>
-              <w:rPr>
-                <w:rFonts w:asciiTheme="minorHAnsi" w:hAnsiTheme="minorHAnsi" w:cstheme="minorHAnsi"/>
-                <w:sz w:val="20"/>
-                <w:szCs w:val="20"/>
-              </w:rPr>
-              <w:t>ilgili</w:t>
-            </w:r>
-            <w:proofErr w:type="spellEnd"/>
-            <w:r>
-              <w:rPr>
-                <w:rFonts w:asciiTheme="minorHAnsi" w:hAnsiTheme="minorHAnsi" w:cstheme="minorHAnsi"/>
-                <w:sz w:val="20"/>
-                <w:szCs w:val="20"/>
-              </w:rPr>
-              <w:t xml:space="preserve"> </w:t>
+              <w:t xml:space="preserve"> ilgili </w:t>
             </w:r>
             <w:proofErr w:type="spellStart"/>
             <w:r>
@@ -4411,25 +3942,7 @@
                 <w:sz w:val="20"/>
                 <w:szCs w:val="20"/>
               </w:rPr>
-              <w:t xml:space="preserve"> </w:t>
-            </w:r>
-            <w:proofErr w:type="spellStart"/>
-            <w:r>
-              <w:rPr>
-                <w:rFonts w:asciiTheme="minorHAnsi" w:hAnsiTheme="minorHAnsi" w:cstheme="minorHAnsi"/>
-                <w:sz w:val="20"/>
-                <w:szCs w:val="20"/>
-              </w:rPr>
-              <w:t>ilgili</w:t>
-            </w:r>
-            <w:proofErr w:type="spellEnd"/>
-            <w:r>
-              <w:rPr>
-                <w:rFonts w:asciiTheme="minorHAnsi" w:hAnsiTheme="minorHAnsi" w:cstheme="minorHAnsi"/>
-                <w:sz w:val="20"/>
-                <w:szCs w:val="20"/>
-              </w:rPr>
-              <w:t xml:space="preserve"> </w:t>
+              <w:t xml:space="preserve"> ilgili </w:t>
             </w:r>
             <w:proofErr w:type="spellStart"/>
             <w:r>
@@ -10695,17 +10208,8 @@
           <w:rFonts w:cs="Times New Roman"/>
           <w:szCs w:val="24"/>
         </w:rPr>
-        <w:t xml:space="preserve">I would also like to extend my heartfelt thanks to </w:t>
-      </w:r>
-      <w:proofErr w:type="spellStart"/>
-      <w:r>
-        <w:rPr>
-          <w:rFonts w:cs="Times New Roman"/>
-          <w:szCs w:val="24"/>
-        </w:rPr>
-        <w:t>İlayda</w:t>
-      </w:r>
-      <w:proofErr w:type="spellEnd"/>
+        <w:t>I would also like to extend my heartfelt thanks to İlayda</w:t>
+      </w:r>
       <w:r>
         <w:rPr>
           <w:rFonts w:cs="Times New Roman"/>
@@ -19954,7 +19458,7 @@
           <w:szCs w:val="24"/>
         </w:rPr>
         <w:drawing>
-          <wp:inline distT="0" distB="0" distL="0" distR="0" wp14:anchorId="4F7F55B0" wp14:editId="44BCA581">
+          <wp:inline distT="0" distB="0" distL="0" distR="0" wp14:anchorId="4F7F55B0" wp14:editId="3440E448">
             <wp:extent cx="4867275" cy="3505200"/>
             <wp:effectExtent l="0" t="0" r="9525" b="0"/>
             <wp:docPr id="1784979439" name="Picture 2"/>
@@ -36093,23 +35597,7 @@
           <w:rFonts w:cs="Times New Roman"/>
           <w:szCs w:val="24"/>
         </w:rPr>
-        <w:t xml:space="preserve">, A. G., ... &amp; Akman, Ç. (2023, July). </w:t>
-      </w:r>
-      <w:proofErr w:type="spellStart"/>
-      <w:r>
-        <w:rPr>
-          <w:rFonts w:cs="Times New Roman"/>
-          <w:szCs w:val="24"/>
-        </w:rPr>
-        <w:t>NLoS</w:t>
-      </w:r>
-      <w:proofErr w:type="spellEnd"/>
-      <w:r>
-        <w:rPr>
-          <w:rFonts w:cs="Times New Roman"/>
-          <w:szCs w:val="24"/>
-        </w:rPr>
-        <w:t xml:space="preserve"> Measurement Elimination in UWB Signals Using Anomaly Detection. In </w:t>
+        <w:t>, A. G., ... &amp; Akman, Ç. (2023, July). NLoS Measurement Elimination in UWB Signals Using Anomaly Detection. In </w:t>
       </w:r>
       <w:r>
         <w:rPr>
@@ -36741,7 +36229,23 @@
           <w:rFonts w:cs="Times New Roman"/>
           <w:szCs w:val="24"/>
         </w:rPr>
-        <w:t xml:space="preserve">Akman, Ç. (Co-inventor), &amp; HAVELSAN (Assignee). (2018, December 31). Hareket </w:t>
+        <w:t xml:space="preserve">Akman, Ç. (Co-inventor), &amp; HAVELSAN (Assignee). (2018, December 31). </w:t>
+      </w:r>
+      <w:proofErr w:type="spellStart"/>
+      <w:r>
+        <w:rPr>
+          <w:rFonts w:cs="Times New Roman"/>
+          <w:szCs w:val="24"/>
+        </w:rPr>
+        <w:t>Hareket</w:t>
+      </w:r>
+      <w:proofErr w:type="spellEnd"/>
+      <w:r>
+        <w:rPr>
+          <w:rFonts w:cs="Times New Roman"/>
+          <w:szCs w:val="24"/>
+        </w:rPr>
+        <w:t xml:space="preserve"> </w:t>
       </w:r>
       <w:proofErr w:type="spellStart"/>
       <w:r>
@@ -46182,6 +45686,7 @@
     <w:rsid w:val="00051BCC"/>
     <w:rsid w:val="00061DE6"/>
     <w:rsid w:val="00075B51"/>
+    <w:rsid w:val="000903FB"/>
     <w:rsid w:val="0009722A"/>
     <w:rsid w:val="000C4897"/>
     <w:rsid w:val="000E6314"/>
@@ -46247,6 +45752,7 @@
     <w:rsid w:val="00B54F40"/>
     <w:rsid w:val="00B612F8"/>
     <w:rsid w:val="00BA4183"/>
+    <w:rsid w:val="00BB398F"/>
     <w:rsid w:val="00BC7CE5"/>
     <w:rsid w:val="00BE0E25"/>
     <w:rsid w:val="00C26221"/>
@@ -46254,6 +45760,7 @@
     <w:rsid w:val="00C734E6"/>
     <w:rsid w:val="00CC4694"/>
     <w:rsid w:val="00CE55B5"/>
+    <w:rsid w:val="00D336D8"/>
     <w:rsid w:val="00D42F56"/>
     <w:rsid w:val="00D5335F"/>
     <w:rsid w:val="00D93026"/>

--- a/01_Thesis/dissertation/DISASTERAWARE_PhDThesis.docx
+++ b/01_Thesis/dissertation/DISASTERAWARE_PhDThesis.docx
@@ -19458,7 +19458,7 @@
           <w:szCs w:val="24"/>
         </w:rPr>
         <w:drawing>
-          <wp:inline distT="0" distB="0" distL="0" distR="0" wp14:anchorId="4F7F55B0" wp14:editId="3440E448">
+          <wp:inline distT="0" distB="0" distL="0" distR="0" wp14:anchorId="4F7F55B0" wp14:editId="0399B6B0">
             <wp:extent cx="4867275" cy="3505200"/>
             <wp:effectExtent l="0" t="0" r="9525" b="0"/>
             <wp:docPr id="1784979439" name="Picture 2"/>
@@ -21614,7 +21614,7 @@
           </w:tcPr>
           <w:p>
             <w:pPr>
-              <w:spacing w:after="160"/>
+              <w:pStyle w:val="TableText"/>
               <w:cnfStyle w:val="000000000000" w:firstRow="0" w:lastRow="0" w:firstColumn="0" w:lastColumn="0" w:oddVBand="0" w:evenVBand="0" w:oddHBand="0" w:evenHBand="0" w:firstRowFirstColumn="0" w:firstRowLastColumn="0" w:lastRowFirstColumn="0" w:lastRowLastColumn="0"/>
             </w:pPr>
             <w:r>
@@ -45703,8 +45703,10 @@
     <w:rsid w:val="002E2DC5"/>
     <w:rsid w:val="00345129"/>
     <w:rsid w:val="00352714"/>
+    <w:rsid w:val="003804F6"/>
     <w:rsid w:val="003B016C"/>
     <w:rsid w:val="003B482C"/>
+    <w:rsid w:val="003B6EB9"/>
     <w:rsid w:val="003B7FFC"/>
     <w:rsid w:val="003C056B"/>
     <w:rsid w:val="0041043A"/>
@@ -45774,6 +45776,7 @@
     <w:rsid w:val="00F030AE"/>
     <w:rsid w:val="00FC6DFC"/>
     <w:rsid w:val="00FD3991"/>
+    <w:rsid w:val="00FF00D6"/>
   </w:rsids>
   <m:mathPr>
     <m:mathFont m:val="Cambria Math"/>
